--- a/Desarrollo Proyecto Alejandro De Mendoza.docx
+++ b/Desarrollo Proyecto Alejandro De Mendoza.docx
@@ -38573,7 +38573,7 @@
                 <w:sz w:val="20"/>
                 <w:szCs w:val="20"/>
               </w:rPr>
-              <w:t>11 personas (10 perfiles; 2 Backend Senior)</w:t>
+              <w:t>10 personas</w:t>
             </w:r>
           </w:p>
         </w:tc>

--- a/Desarrollo Proyecto Alejandro De Mendoza.docx
+++ b/Desarrollo Proyecto Alejandro De Mendoza.docx
@@ -25677,7 +25677,7 @@
           <w:sz w:val="20"/>
           <w:szCs w:val="20"/>
         </w:rPr>
-        <w:t>Los servicios públicos representan costos indirectos de producción que frecuentemente se omiten en presupuestos de proyectos tecnológicos, bajo el argumento de que ya están cubiertos por la empresa o el domicilio del trabajador. Sin embargo, su impacto acumulado durante 8 meses con un equipo de 10 personas es significativo y debe incluirse en el presupuesto.</w:t>
+        <w:t>Los servicios públicos representan costos indirectos de producción que frecuentemente se omiten en presupuestos de proyectos tecnológicos, bajo el argumento de que ya están cubiertos por la empresa o el domicilio del trabajador. Sin embargo, su impacto acumulado durante 8 meses con un equipo de 11 personas (10 perfiles; 2 Backend Senior) es significativo y debe incluirse en el presupuesto.</w:t>
       </w:r>
     </w:p>
     <w:p>

--- a/Desarrollo Proyecto Alejandro De Mendoza.docx
+++ b/Desarrollo Proyecto Alejandro De Mendoza.docx
@@ -38573,7 +38573,7 @@
                 <w:sz w:val="20"/>
                 <w:szCs w:val="20"/>
               </w:rPr>
-              <w:t>10 personas</w:t>
+              <w:t>11 personas (10 perfiles; 2 Backend Senior)</w:t>
             </w:r>
           </w:p>
         </w:tc>
